--- a/public/templates/meeting-minutes-template.docx
+++ b/public/templates/meeting-minutes-template.docx
@@ -127,7 +127,7 @@
               </w:rPr>
             </w:pPr>
             <w:r>
-              <w:t>{location}</w:t>
+              <w:t>{{location}}</w:t>
             </w:r>
           </w:p>
         </w:tc>
@@ -178,7 +178,7 @@
               </w:rPr>
             </w:pPr>
             <w:r>
-              <w:t>{meeting_datetime}</w:t>
+              <w:t>{{meeting_datetime}}</w:t>
             </w:r>
           </w:p>
         </w:tc>
@@ -286,7 +286,7 @@
               </w:rPr>
             </w:pPr>
             <w:r>
-              <w:t>{attendees_count}</w:t>
+              <w:t>{{attendees_count}}</w:t>
             </w:r>
           </w:p>
         </w:tc>
@@ -346,7 +346,7 @@
               </w:rPr>
             </w:pPr>
             <w:r>
-              <w:t>{meeting_number}</w:t>
+              <w:t>{{{{meeting_number}}}}</w:t>
             </w:r>
           </w:p>
         </w:tc>
@@ -542,7 +542,7 @@
               </w:rPr>
             </w:pPr>
             <w:r>
-              <w:t>{agenda1}</w:t>
+              <w:t>{{agenda1}}</w:t>
             </w:r>
           </w:p>
         </w:tc>
@@ -613,7 +613,7 @@
               </w:rPr>
             </w:pPr>
             <w:r>
-              <w:t>{agenda2}</w:t>
+              <w:t>{{agenda2}}</w:t>
             </w:r>
           </w:p>
         </w:tc>
@@ -685,7 +685,7 @@
               </w:rPr>
             </w:pPr>
             <w:r>
-              <w:t>{agenda3}</w:t>
+              <w:t>{{agenda3}}</w:t>
             </w:r>
           </w:p>
         </w:tc>
@@ -757,7 +757,7 @@
               </w:rPr>
             </w:pPr>
             <w:r>
-              <w:t>{agenda4}</w:t>
+              <w:t>{{agenda4}}</w:t>
             </w:r>
           </w:p>
         </w:tc>
@@ -830,7 +830,7 @@
               </w:rPr>
             </w:pPr>
             <w:r>
-              <w:t>{agenda5}</w:t>
+              <w:t>{{agenda5}}</w:t>
             </w:r>
           </w:p>
         </w:tc>
@@ -874,7 +874,7 @@
           <w:szCs w:val="20"/>
           <w:rtl/>
         </w:rPr>
-        <w:t>( {meeting_hour}</w:t>
+        <w:t>( {{meeting_hour}}</w:t>
       </w:r>
       <w:proofErr w:type="gramEnd"/>
       <w:r>
@@ -894,7 +894,7 @@
           <w:szCs w:val="20"/>
           <w:rtl/>
         </w:rPr>
-        <w:t>/  {meeting_day}</w:t>
+        <w:t>/  {{meeting_day}}</w:t>
       </w:r>
       <w:proofErr w:type="gramEnd"/>
       <w:r>
@@ -934,7 +934,7 @@
           <w:szCs w:val="20"/>
           <w:rtl/>
         </w:rPr>
-        <w:t>/  {hijri_day}</w:t>
+        <w:t>/  {{hijri_day}}</w:t>
       </w:r>
       <w:proofErr w:type="gramEnd"/>
       <w:r>
@@ -963,7 +963,7 @@
           <w:szCs w:val="20"/>
           <w:rtl/>
         </w:rPr>
-        <w:t>{hijri_month_year}</w:t>
+        <w:t>{{hijri_month_year}}</w:t>
       </w:r>
       <w:proofErr w:type="gramEnd"/>
       <w:r>
@@ -1281,7 +1281,7 @@
               </w:rPr>
             </w:pPr>
             <w:r>
-              <w:t>{rec1_text}</w:t>
+              <w:t>{{rec1_text}}</w:t>
             </w:r>
           </w:p>
         </w:tc>
@@ -1311,7 +1311,7 @@
               </w:rPr>
             </w:pPr>
             <w:r>
-              <w:t>{rec1_assignee}</w:t>
+              <w:t>{{rec1_assignee}}</w:t>
             </w:r>
           </w:p>
         </w:tc>
@@ -1341,7 +1341,7 @@
               </w:rPr>
             </w:pPr>
             <w:r>
-              <w:t>{rec1_duration}</w:t>
+              <w:t>{{rec1_duration}}</w:t>
             </w:r>
           </w:p>
         </w:tc>
@@ -1371,7 +1371,7 @@
               </w:rPr>
             </w:pPr>
             <w:r>
-              <w:t>{rec1_dept}</w:t>
+              <w:t>{{rec1_dept}}</w:t>
             </w:r>
           </w:p>
         </w:tc>
@@ -1445,7 +1445,7 @@
               </w:rPr>
             </w:pPr>
             <w:r>
-              <w:t>{rec2_text}</w:t>
+              <w:t>{{rec2_text}}</w:t>
             </w:r>
           </w:p>
         </w:tc>
@@ -1475,7 +1475,7 @@
               </w:rPr>
             </w:pPr>
             <w:r>
-              <w:t>{rec2_assignee}</w:t>
+              <w:t>{{rec2_assignee}}</w:t>
             </w:r>
           </w:p>
         </w:tc>
@@ -1505,7 +1505,7 @@
               </w:rPr>
             </w:pPr>
             <w:r>
-              <w:t>{rec2_duration}</w:t>
+              <w:t>{{rec2_duration}}</w:t>
             </w:r>
           </w:p>
         </w:tc>
@@ -1535,7 +1535,7 @@
               </w:rPr>
             </w:pPr>
             <w:r>
-              <w:t>{rec2_dept}</w:t>
+              <w:t>{{rec2_dept}}</w:t>
             </w:r>
           </w:p>
         </w:tc>
@@ -1609,7 +1609,7 @@
               </w:rPr>
             </w:pPr>
             <w:r>
-              <w:t>{rec3_text}</w:t>
+              <w:t>{{rec3_text}}</w:t>
             </w:r>
           </w:p>
         </w:tc>
@@ -1639,7 +1639,7 @@
               </w:rPr>
             </w:pPr>
             <w:r>
-              <w:t>{rec3_assignee}</w:t>
+              <w:t>{{rec3_assignee}}</w:t>
             </w:r>
           </w:p>
         </w:tc>
@@ -1669,7 +1669,7 @@
               </w:rPr>
             </w:pPr>
             <w:r>
-              <w:t>{rec3_duration}</w:t>
+              <w:t>{{rec3_duration}}</w:t>
             </w:r>
           </w:p>
         </w:tc>
@@ -1699,7 +1699,7 @@
               </w:rPr>
             </w:pPr>
             <w:r>
-              <w:t>{rec3_dept}</w:t>
+              <w:t>{{rec3_dept}}</w:t>
             </w:r>
           </w:p>
         </w:tc>
@@ -1773,7 +1773,7 @@
               </w:rPr>
             </w:pPr>
             <w:r>
-              <w:t>{rec4_text}</w:t>
+              <w:t>{{rec4_text}}</w:t>
             </w:r>
           </w:p>
         </w:tc>
@@ -1803,7 +1803,7 @@
               </w:rPr>
             </w:pPr>
             <w:r>
-              <w:t>{rec4_assignee}</w:t>
+              <w:t>{{rec4_assignee}}</w:t>
             </w:r>
           </w:p>
         </w:tc>
@@ -1833,7 +1833,7 @@
               </w:rPr>
             </w:pPr>
             <w:r>
-              <w:t>{rec4_duration}</w:t>
+              <w:t>{{rec4_duration}}</w:t>
             </w:r>
           </w:p>
         </w:tc>
@@ -1863,7 +1863,7 @@
               </w:rPr>
             </w:pPr>
             <w:r>
-              <w:t>{rec4_dept}</w:t>
+              <w:t>{{rec4_dept}}</w:t>
             </w:r>
           </w:p>
         </w:tc>
@@ -1937,7 +1937,7 @@
               </w:rPr>
             </w:pPr>
             <w:r>
-              <w:t>{rec5_text}</w:t>
+              <w:t>{{rec5_text}}</w:t>
             </w:r>
           </w:p>
         </w:tc>
@@ -1967,7 +1967,7 @@
               </w:rPr>
             </w:pPr>
             <w:r>
-              <w:t>{rec5_assignee}</w:t>
+              <w:t>{{rec5_assignee}}</w:t>
             </w:r>
           </w:p>
         </w:tc>
@@ -1997,7 +1997,7 @@
               </w:rPr>
             </w:pPr>
             <w:r>
-              <w:t>{rec5_duration}</w:t>
+              <w:t>{{rec5_duration}}</w:t>
             </w:r>
           </w:p>
         </w:tc>
@@ -2027,7 +2027,7 @@
               </w:rPr>
             </w:pPr>
             <w:r>
-              <w:t>{rec5_dept}</w:t>
+              <w:t>{{rec5_dept}}</w:t>
             </w:r>
           </w:p>
         </w:tc>
@@ -2159,7 +2159,7 @@
               </w:rPr>
             </w:pPr>
             <w:r>
-              <w:t>{unexecuted1}</w:t>
+              <w:t>{{unexecuted1}}</w:t>
             </w:r>
           </w:p>
         </w:tc>
@@ -2215,7 +2215,7 @@
               </w:rPr>
             </w:pPr>
             <w:r>
-              <w:t>{unexecuted2}</w:t>
+              <w:t>{{unexecuted2}}</w:t>
             </w:r>
           </w:p>
         </w:tc>
@@ -2271,7 +2271,7 @@
               </w:rPr>
             </w:pPr>
             <w:r>
-              <w:t>{unexecuted3}</w:t>
+              <w:t>{{unexecuted3}}</w:t>
             </w:r>
           </w:p>
         </w:tc>
@@ -2298,7 +2298,7 @@
           <w:rFonts w:ascii="Helvetica Neue W23 for SKY Reg" w:eastAsia="Calibri" w:hAnsi="Helvetica Neue W23 for SKY Reg" w:cs="Helvetica Neue W23 for SKY Reg"/>
           <w:rtl/>
         </w:rPr>
-        <w:t>وانتهى الاجتماع في تمام الساعة ({end_hour}) بالشكر لجميع الحاضري</w:t>
+        <w:t>وانتهى الاجتماع في تمام الساعة ({{end_hour}}) بالشكر لجميع الحاضري</w:t>
       </w:r>
       <w:r>
         <w:rPr>
@@ -2367,7 +2367,7 @@
           <w:szCs w:val="24"/>
           <w:rtl/>
         </w:rPr>
-        <w:t>توقيع أعضاء لجنة {committee_name}:</w:t>
+        <w:t>توقيع أعضاء لجنة {{committee_name}}:</w:t>
       </w:r>
     </w:p>
     <w:tbl>
@@ -2621,7 +2621,7 @@
               </w:rPr>
             </w:pPr>
             <w:r>
-              <w:t>{member1_name}</w:t>
+              <w:t>{{member1_name}}</w:t>
             </w:r>
           </w:p>
         </w:tc>
@@ -2752,7 +2752,7 @@
               </w:rPr>
             </w:pPr>
             <w:r>
-              <w:t>{member2_name}</w:t>
+              <w:t>{{member2_name}}</w:t>
             </w:r>
           </w:p>
         </w:tc>
@@ -2894,7 +2894,7 @@
               </w:rPr>
             </w:pPr>
             <w:r>
-              <w:t>{member3_name}</w:t>
+              <w:t>{{member3_name}}</w:t>
             </w:r>
           </w:p>
         </w:tc>
@@ -3036,7 +3036,7 @@
               </w:rPr>
             </w:pPr>
             <w:r>
-              <w:t>{member4_name}</w:t>
+              <w:t>{{member4_name}}</w:t>
             </w:r>
           </w:p>
         </w:tc>
@@ -3057,7 +3057,7 @@
               </w:rPr>
             </w:pPr>
             <w:r>
-              <w:t>{member4_job}</w:t>
+              <w:t>{{member4_job}}</w:t>
             </w:r>
           </w:p>
         </w:tc>
@@ -3159,7 +3159,7 @@
               </w:rPr>
             </w:pPr>
             <w:r>
-              <w:t>{member5_name}</w:t>
+              <w:t>{{member5_name}}</w:t>
             </w:r>
           </w:p>
         </w:tc>
@@ -3180,7 +3180,7 @@
               </w:rPr>
             </w:pPr>
             <w:r>
-              <w:t>{member5_job}</w:t>
+              <w:t>{{member5_job}}</w:t>
             </w:r>
           </w:p>
         </w:tc>
@@ -3282,7 +3282,7 @@
               </w:rPr>
             </w:pPr>
             <w:r>
-              <w:t>{member6_name}</w:t>
+              <w:t>{{member6_name}}</w:t>
             </w:r>
           </w:p>
         </w:tc>
@@ -3303,7 +3303,7 @@
               </w:rPr>
             </w:pPr>
             <w:r>
-              <w:t>{member6_job}</w:t>
+              <w:t>{{member6_job}}</w:t>
             </w:r>
           </w:p>
         </w:tc>
@@ -3405,7 +3405,7 @@
               </w:rPr>
             </w:pPr>
             <w:r>
-              <w:t>{member7_name}</w:t>
+              <w:t>{{member7_name}}</w:t>
             </w:r>
           </w:p>
         </w:tc>
@@ -3426,7 +3426,7 @@
               </w:rPr>
             </w:pPr>
             <w:r>
-              <w:t>{member7_job}</w:t>
+              <w:t>{{member7_job}}</w:t>
             </w:r>
           </w:p>
         </w:tc>
@@ -3528,7 +3528,7 @@
               </w:rPr>
             </w:pPr>
             <w:r>
-              <w:t>{member8_name}</w:t>
+              <w:t>{{member8_name}}</w:t>
             </w:r>
           </w:p>
         </w:tc>
@@ -3549,7 +3549,7 @@
               </w:rPr>
             </w:pPr>
             <w:r>
-              <w:t>{member8_job}</w:t>
+              <w:t>{{member8_job}}</w:t>
             </w:r>
           </w:p>
         </w:tc>
@@ -3718,7 +3718,7 @@
           <w:rtl/>
           <w14:ligatures w14:val="standardContextual"/>
         </w:rPr>
-        <w:t>{principal_name}</w:t>
+        <w:t>{{principal_name}}</w:t>
       </w:r>
     </w:p>
     <w:p>
